--- a/amidar-defense/כתב הגנה - נוסח 3 עמודים.docx
+++ b/amidar-defense/כתב הגנה - נוסח 3 עמודים.docx
@@ -613,29 +613,6 @@
     </w:p>
     <w:p>
       <w:pPr>
-        <w:keepNext/>
-        <w:keepLines/>
-        <w:bidi/>
-        <w:spacing w:after="80" w:before="130" w:line="360" w:lineRule="auto"/>
-        <w:jc w:val="start"/>
-      </w:pPr>
-      <w:r>
-        <w:rPr>
-          <w:rFonts w:ascii="David" w:cs="David" w:eastAsia="David" w:hAnsi="David"/>
-          <w:b/>
-          <w:bCs/>
-          <w:i w:val="false"/>
-          <w:iCs w:val="false"/>
-          <w:sz w:val="24"/>
-          <w:szCs w:val="24"/>
-          <w:u w:val="single"/>
-          <w:rtl/>
-        </w:rPr>
-        <w:t xml:space="preserve">טענות מקדמיות</w:t>
-      </w:r>
-    </w:p>
-    <w:p>
-      <w:pPr>
         <w:tabs>
           <w:tab w:val="start" w:pos="480"/>
         </w:tabs>
@@ -754,29 +731,6 @@
     </w:p>
     <w:p>
       <w:pPr>
-        <w:keepNext/>
-        <w:keepLines/>
-        <w:bidi/>
-        <w:spacing w:after="80" w:before="130" w:line="360" w:lineRule="auto"/>
-        <w:jc w:val="start"/>
-      </w:pPr>
-      <w:r>
-        <w:rPr>
-          <w:rFonts w:ascii="David" w:cs="David" w:eastAsia="David" w:hAnsi="David"/>
-          <w:b/>
-          <w:bCs/>
-          <w:i w:val="false"/>
-          <w:iCs w:val="false"/>
-          <w:sz w:val="24"/>
-          <w:szCs w:val="24"/>
-          <w:u w:val="single"/>
-          <w:rtl/>
-        </w:rPr>
-        <w:t xml:space="preserve">תמצית טענות ההגנה</w:t>
-      </w:r>
-    </w:p>
-    <w:p>
-      <w:pPr>
         <w:tabs>
           <w:tab w:val="start" w:pos="480"/>
         </w:tabs>
@@ -1013,29 +967,6 @@
     </w:p>
     <w:p>
       <w:pPr>
-        <w:keepNext/>
-        <w:keepLines/>
-        <w:bidi/>
-        <w:spacing w:after="80" w:before="130" w:line="360" w:lineRule="auto"/>
-        <w:jc w:val="start"/>
-      </w:pPr>
-      <w:r>
-        <w:rPr>
-          <w:rFonts w:ascii="David" w:cs="David" w:eastAsia="David" w:hAnsi="David"/>
-          <w:b/>
-          <w:bCs/>
-          <w:i w:val="false"/>
-          <w:iCs w:val="false"/>
-          <w:sz w:val="24"/>
-          <w:szCs w:val="24"/>
-          <w:u w:val="single"/>
-          <w:rtl/>
-        </w:rPr>
-        <w:t xml:space="preserve">טיעונים לעניין הסעד המבוקש</w:t>
-      </w:r>
-    </w:p>
-    <w:p>
-      <w:pPr>
         <w:tabs>
           <w:tab w:val="start" w:pos="480"/>
         </w:tabs>
@@ -1069,15 +1000,28 @@
       <w:r>
         <w:rPr>
           <w:rFonts w:ascii="David" w:cs="David" w:eastAsia="David" w:hAnsi="David"/>
-          <w:b w:val="false"/>
-          <w:bCs w:val="false"/>
-          <w:i w:val="false"/>
-          <w:iCs w:val="false"/>
-          <w:sz w:val="24"/>
-          <w:szCs w:val="24"/>
-          <w:rtl/>
-        </w:rPr>
-        <w:t xml:space="preserve">דין התביעה להידחות. לחלופין, מתבקש פטור מהשבה לפי סעיף 2 לחוק עשיית עושר ולא במשפט, התשל"ט-1979, או העמדת החיוב על דמי השכירות המסובסדים בניכוי התשלומים ששולמו.</w:t>
+          <w:b/>
+          <w:bCs/>
+          <w:i w:val="false"/>
+          <w:iCs w:val="false"/>
+          <w:sz w:val="24"/>
+          <w:szCs w:val="24"/>
+          <w:rtl/>
+        </w:rPr>
+        <w:t xml:space="preserve">הסעד המבוקש.</w:t>
+      </w:r>
+      <w:r>
+        <w:rPr>
+          <w:rFonts w:ascii="David" w:cs="David" w:eastAsia="David" w:hAnsi="David"/>
+          <w:b w:val="false"/>
+          <w:bCs w:val="false"/>
+          <w:i w:val="false"/>
+          <w:iCs w:val="false"/>
+          <w:sz w:val="24"/>
+          <w:szCs w:val="24"/>
+          <w:rtl/>
+        </w:rPr>
+        <w:t xml:space="preserve"> דין התביעה להידחות. לחלופין, מתבקש פטור מהשבה לפי סעיף 2 לחוק עשיית עושר ולא במשפט, התשל"ט-1979, או העמדת החיוב על דמי השכירות המסובסדים בניכוי התשלומים ששולמו.</w:t>
       </w:r>
     </w:p>
     <w:p>
@@ -1105,29 +1049,6 @@
     </w:p>
     <w:p>
       <w:pPr>
-        <w:keepNext/>
-        <w:keepLines/>
-        <w:bidi/>
-        <w:spacing w:after="80" w:before="130" w:line="360" w:lineRule="auto"/>
-        <w:jc w:val="start"/>
-      </w:pPr>
-      <w:r>
-        <w:rPr>
-          <w:rFonts w:ascii="David" w:cs="David" w:eastAsia="David" w:hAnsi="David"/>
-          <w:b/>
-          <w:bCs/>
-          <w:i w:val="false"/>
-          <w:iCs w:val="false"/>
-          <w:sz w:val="24"/>
-          <w:szCs w:val="24"/>
-          <w:u w:val="single"/>
-          <w:rtl/>
-        </w:rPr>
-        <w:t xml:space="preserve">א. הרקע והתנהלות התובעת לאחר הפטירה</w:t>
-      </w:r>
-    </w:p>
-    <w:p>
-      <w:pPr>
         <w:tabs>
           <w:tab w:val="start" w:pos="480"/>
         </w:tabs>
@@ -1161,15 +1082,28 @@
       <w:r>
         <w:rPr>
           <w:rFonts w:ascii="David" w:cs="David" w:eastAsia="David" w:hAnsi="David"/>
-          <w:b w:val="false"/>
-          <w:bCs w:val="false"/>
-          <w:i w:val="false"/>
-          <w:iCs w:val="false"/>
-          <w:sz w:val="24"/>
-          <w:szCs w:val="24"/>
-          <w:rtl/>
-        </w:rPr>
-        <w:t xml:space="preserve">הדירה ברח' צה"ל 72/6 בפתח תקווה הושכרה לאביה המנוח של הנתבעת על פי חוזה מיום 29.8.1996. המנוח נפטר ביום 16.2.2024, והנתבעת התגוררה עמו למעלה משלוש שנים בסמוך לפטירתו וטיפלה בו בשנותיו האחרונות, עת היה חולה.</w:t>
+          <w:b/>
+          <w:bCs/>
+          <w:i w:val="false"/>
+          <w:iCs w:val="false"/>
+          <w:sz w:val="24"/>
+          <w:szCs w:val="24"/>
+          <w:rtl/>
+        </w:rPr>
+        <w:t xml:space="preserve">הרקע.</w:t>
+      </w:r>
+      <w:r>
+        <w:rPr>
+          <w:rFonts w:ascii="David" w:cs="David" w:eastAsia="David" w:hAnsi="David"/>
+          <w:b w:val="false"/>
+          <w:bCs w:val="false"/>
+          <w:i w:val="false"/>
+          <w:iCs w:val="false"/>
+          <w:sz w:val="24"/>
+          <w:szCs w:val="24"/>
+          <w:rtl/>
+        </w:rPr>
+        <w:t xml:space="preserve"> הדירה ברח' צה"ל 72/6 בפתח תקווה הושכרה לאביה המנוח של הנתבעת על פי חוזה מיום 29.8.1996. המנוח נפטר ביום 16.2.2024, והנתבעת התגוררה עמו למעלה משלוש שנים בסמוך לפטירתו וטיפלה בו בשנותיו האחרונות, עת היה חולה.</w:t>
       </w:r>
     </w:p>
     <w:p>
@@ -1448,29 +1382,6 @@
     </w:p>
     <w:p>
       <w:pPr>
-        <w:keepNext/>
-        <w:keepLines/>
-        <w:bidi/>
-        <w:spacing w:after="80" w:before="130" w:line="360" w:lineRule="auto"/>
-        <w:jc w:val="start"/>
-      </w:pPr>
-      <w:r>
-        <w:rPr>
-          <w:rFonts w:ascii="David" w:cs="David" w:eastAsia="David" w:hAnsi="David"/>
-          <w:b/>
-          <w:bCs/>
-          <w:i w:val="false"/>
-          <w:iCs w:val="false"/>
-          <w:sz w:val="24"/>
-          <w:szCs w:val="24"/>
-          <w:u w:val="single"/>
-          <w:rtl/>
-        </w:rPr>
-        <w:t xml:space="preserve">ב. פגמי החלטת הוועדה</w:t>
-      </w:r>
-    </w:p>
-    <w:p>
-      <w:pPr>
         <w:tabs>
           <w:tab w:val="start" w:pos="480"/>
         </w:tabs>
@@ -1504,38 +1415,28 @@
       <w:r>
         <w:rPr>
           <w:rFonts w:ascii="David" w:cs="David" w:eastAsia="David" w:hAnsi="David"/>
-          <w:b w:val="false"/>
-          <w:bCs w:val="false"/>
-          <w:i w:val="false"/>
-          <w:iCs w:val="false"/>
-          <w:sz w:val="24"/>
-          <w:szCs w:val="24"/>
-          <w:rtl/>
-        </w:rPr>
-        <w:t xml:space="preserve">נספח 4 אינו החלטה אלא טופס שרובו לא מולא: הפרק "נימוקים והמלצות" ריק, הפרק "החלטת הוועדה המחוזית" נושא שתי שורות בכתב יד ללא נימוק, והשדה "מצ"ב החלטת ועדה מיום ___" ריק בעוד המסמך שאליו הוא מפנה לא הוצג. חובת ההנמקה קבועה בסעיף 2 לחוק לתיקון סדרי המינהל (החלטות והנמקות), התשי"ט-1958. אף התשתית שבטופס סותרת את עצמה: בטבלת ביקורי המעגל (עמ' 42) נרשם ביחס לביקור מיום 3.7.2024 כי הדייר החוזי "גר: כן", ארבעה חודשים וחצי לאחר פטירתו; ובאותה שורה, היחידה שנערכה לאחר הפטירה, נרשם ביחס לדייר הממשיך "גר? כן". והטופס אף בוחן תנאי אחד בלבד, הוא תנאי הוראת המעבר: מגורים מיום 1.8.2009 ולא פחות מארבע שנים רצופות. הוא אינו בוחן את זכאותה העצמאית של הנתבעת לפי הכללים, היא החלופה שבסעיף 3(ב) לחוק, ואכן השדות שבטופס לעניין זה, "חסר דירה" ו"מומש סיוע בשכ"ד", נותרו ריקים. ומכל מקום, ועדה פנימית של התובעת אינה משרד הבינוי והשיכון.</w:t>
-      </w:r>
-    </w:p>
-    <w:p>
-      <w:pPr>
-        <w:keepNext/>
-        <w:keepLines/>
-        <w:bidi/>
-        <w:spacing w:after="80" w:before="130" w:line="360" w:lineRule="auto"/>
-        <w:jc w:val="start"/>
-      </w:pPr>
-      <w:r>
-        <w:rPr>
-          <w:rFonts w:ascii="David" w:cs="David" w:eastAsia="David" w:hAnsi="David"/>
-          <w:b/>
-          <w:bCs/>
-          <w:i w:val="false"/>
-          <w:iCs w:val="false"/>
-          <w:sz w:val="24"/>
-          <w:szCs w:val="24"/>
-          <w:u w:val="single"/>
-          <w:rtl/>
-        </w:rPr>
-        <w:t xml:space="preserve">ג. חומר הרווחה וגובה החיוב</w:t>
+          <w:b/>
+          <w:bCs/>
+          <w:i w:val="false"/>
+          <w:iCs w:val="false"/>
+          <w:sz w:val="24"/>
+          <w:szCs w:val="24"/>
+          <w:rtl/>
+        </w:rPr>
+        <w:t xml:space="preserve">פגמי החלטת הוועדה.</w:t>
+      </w:r>
+      <w:r>
+        <w:rPr>
+          <w:rFonts w:ascii="David" w:cs="David" w:eastAsia="David" w:hAnsi="David"/>
+          <w:b w:val="false"/>
+          <w:bCs w:val="false"/>
+          <w:i w:val="false"/>
+          <w:iCs w:val="false"/>
+          <w:sz w:val="24"/>
+          <w:szCs w:val="24"/>
+          <w:rtl/>
+        </w:rPr>
+        <w:t xml:space="preserve"> נספח 4 אינו החלטה אלא טופס שרובו לא מולא: הפרק "נימוקים והמלצות" ריק, הפרק "החלטת הוועדה המחוזית" נושא שתי שורות בכתב יד ללא נימוק, והשדה "מצ"ב החלטת ועדה מיום ___" ריק בעוד המסמך שאליו הוא מפנה לא הוצג. חובת ההנמקה קבועה בסעיף 2 לחוק לתיקון סדרי המינהל (החלטות והנמקות), התשי"ט-1958. אף התשתית שבטופס סותרת את עצמה: בטבלת ביקורי המעגל (עמ' 42) נרשם ביחס לביקור מיום 3.7.2024 כי הדייר החוזי "גר: כן", ארבעה חודשים וחצי לאחר פטירתו; ובאותה שורה, היחידה שנערכה לאחר הפטירה, נרשם ביחס לדייר הממשיך "גר? כן". והטופס אף בוחן תנאי אחד בלבד, הוא תנאי הוראת המעבר: מגורים מיום 1.8.2009 ולא פחות מארבע שנים רצופות. הוא אינו בוחן את זכאותה העצמאית של הנתבעת לפי הכללים, היא החלופה שבסעיף 3(ב) לחוק, ואכן השדות שבטופס לעניין זה, "חסר דירה" ו"מומש סיוע בשכ"ד", נותרו ריקים. ומכל מקום, ועדה פנימית של התובעת אינה משרד הבינוי והשיכון.</w:t>
       </w:r>
     </w:p>
     <w:p>
@@ -1573,15 +1474,28 @@
       <w:r>
         <w:rPr>
           <w:rFonts w:ascii="David" w:cs="David" w:eastAsia="David" w:hAnsi="David"/>
-          <w:b w:val="false"/>
-          <w:bCs w:val="false"/>
-          <w:i w:val="false"/>
-          <w:iCs w:val="false"/>
-          <w:sz w:val="24"/>
-          <w:szCs w:val="24"/>
-          <w:rtl/>
-        </w:rPr>
-        <w:t xml:space="preserve">מצוקת הדיור של הנתבעת מתועדת מזה למעלה מעשור: בשנת 2013 פנתה בכתב אל משרד הבינוי והשיכון בבקשה לפתרון דיור, ותיארה כי אין לה קורת גג משלה וכי היא מתגוררת בשכירות עם שלושת ילדיה. הפנייה נמסרה באמצעות מרכז אלונים, גורם רווחה ושיקום, ואושרה בחותמתו ביום 28.6.2013 (נספח ד'). לחומר זה משקל משפטי ישיר, שכן הוא נוגע לזכאותה העצמאית לפי סעיף 3(ב), ובנספח 4 אין אליו כל התייחסות.</w:t>
+          <w:b/>
+          <w:bCs/>
+          <w:i w:val="false"/>
+          <w:iCs w:val="false"/>
+          <w:sz w:val="24"/>
+          <w:szCs w:val="24"/>
+          <w:rtl/>
+        </w:rPr>
+        <w:t xml:space="preserve">חומר הרווחה.</w:t>
+      </w:r>
+      <w:r>
+        <w:rPr>
+          <w:rFonts w:ascii="David" w:cs="David" w:eastAsia="David" w:hAnsi="David"/>
+          <w:b w:val="false"/>
+          <w:bCs w:val="false"/>
+          <w:i w:val="false"/>
+          <w:iCs w:val="false"/>
+          <w:sz w:val="24"/>
+          <w:szCs w:val="24"/>
+          <w:rtl/>
+        </w:rPr>
+        <w:t xml:space="preserve"> מצוקת הדיור של הנתבעת מתועדת מזה למעלה מעשור: בשנת 2013 פנתה בכתב אל משרד הבינוי והשיכון בבקשה לפתרון דיור, ותיארה כי אין לה קורת גג משלה וכי היא מתגוררת בשכירות עם שלושת ילדיה. הפנייה נמסרה באמצעות מרכז אלונים, גורם רווחה ושיקום, ואושרה בחותמתו ביום 28.6.2013 (נספח ד'). לחומר זה משקל משפטי ישיר, שכן הוא נוגע לזכאותה העצמאית לפי סעיף 3(ב), ובנספח 4 אין אליו כל התייחסות.</w:t>
       </w:r>
     </w:p>
     <w:p>
@@ -1619,15 +1533,28 @@
       <w:r>
         <w:rPr>
           <w:rFonts w:ascii="David" w:cs="David" w:eastAsia="David" w:hAnsi="David"/>
-          <w:b w:val="false"/>
-          <w:bCs w:val="false"/>
-          <w:i w:val="false"/>
-          <w:iCs w:val="false"/>
-          <w:sz w:val="24"/>
-          <w:szCs w:val="24"/>
-          <w:rtl/>
-        </w:rPr>
-        <w:t xml:space="preserve">התובעת עותרת לסך 36,533.38 ₪, בחיוב חודשי של 2,948.85 ₪, בעוד היא עצמה קבעה באותה תקופה כי שכר הדירה נטו הוא 221.19 ₪. לא הוצגה חוות דעת לשווי, והכרטסת אינה ראיה אלא רישום פנימי; ואת הריבית גובה התובעת מכוח חוזה השכירות, שאת קיומו היא מכחישה.</w:t>
+          <w:b/>
+          <w:bCs/>
+          <w:i w:val="false"/>
+          <w:iCs w:val="false"/>
+          <w:sz w:val="24"/>
+          <w:szCs w:val="24"/>
+          <w:rtl/>
+        </w:rPr>
+        <w:t xml:space="preserve">גובה החיוב.</w:t>
+      </w:r>
+      <w:r>
+        <w:rPr>
+          <w:rFonts w:ascii="David" w:cs="David" w:eastAsia="David" w:hAnsi="David"/>
+          <w:b w:val="false"/>
+          <w:bCs w:val="false"/>
+          <w:i w:val="false"/>
+          <w:iCs w:val="false"/>
+          <w:sz w:val="24"/>
+          <w:szCs w:val="24"/>
+          <w:rtl/>
+        </w:rPr>
+        <w:t xml:space="preserve"> התובעת עותרת לסך 36,533.38 ₪, בחיוב חודשי של 2,948.85 ₪, בעוד היא עצמה קבעה באותה תקופה כי שכר הדירה נטו הוא 221.19 ₪. לא הוצגה חוות דעת לשווי, והכרטסת אינה ראיה אלא רישום פנימי; ואת הריבית גובה התובעת מכוח חוזה השכירות, שאת קיומו היא מכחישה.</w:t>
       </w:r>
     </w:p>
     <w:p>
@@ -1665,15 +1592,28 @@
       <w:r>
         <w:rPr>
           <w:rFonts w:ascii="David" w:cs="David" w:eastAsia="David" w:hAnsi="David"/>
-          <w:b w:val="false"/>
-          <w:bCs w:val="false"/>
-          <w:i w:val="false"/>
-          <w:iCs w:val="false"/>
-          <w:sz w:val="24"/>
-          <w:szCs w:val="24"/>
-          <w:rtl/>
-        </w:rPr>
-        <w:t xml:space="preserve">הנטען בסעיפים 1, 5, 6, 7, 13, 14 ו-17 אינו מוכחש ככל שהוא נוגע לזהות הצדדים והדירה, לסמכות ולמועד הפטירה. הנטען בסעיפים 2, 8, 9, 15 ו-16 מוכחש: הנתבעת לא פלשה ואינה מחזיקה שלא כדין, ולא נשלחו אליה התראות. הנטען בסעיפים 3, 4, 10, 11, 12, 18, 19, 21, 22 ו-23 מוכחש מן הטעמים שבפרקים א' עד ג'. ואשר לסעיף 20, הדיור הציבורי אכן נועד למי שידה אינה משגת, ותכלית זו מכוונת אל הנתבעת.</w:t>
+          <w:b/>
+          <w:bCs/>
+          <w:i w:val="false"/>
+          <w:iCs w:val="false"/>
+          <w:sz w:val="24"/>
+          <w:szCs w:val="24"/>
+          <w:rtl/>
+        </w:rPr>
+        <w:t xml:space="preserve">התייחסות לסעיפי כתב התביעה.</w:t>
+      </w:r>
+      <w:r>
+        <w:rPr>
+          <w:rFonts w:ascii="David" w:cs="David" w:eastAsia="David" w:hAnsi="David"/>
+          <w:b w:val="false"/>
+          <w:bCs w:val="false"/>
+          <w:i w:val="false"/>
+          <w:iCs w:val="false"/>
+          <w:sz w:val="24"/>
+          <w:szCs w:val="24"/>
+          <w:rtl/>
+        </w:rPr>
+        <w:t xml:space="preserve"> הנטען בסעיפים 1, 5, 6, 7, 13, 14 ו-17 אינו מוכחש ככל שהוא נוגע לזהות הצדדים והדירה, לסמכות ולמועד הפטירה. הנטען בסעיפים 2, 8, 9, 15 ו-16 מוכחש: הנתבעת לא פלשה ואינה מחזיקה שלא כדין, ולא נשלחו אליה התראות. הנטען בסעיפים 3, 4, 10, 11, 12, 18, 19, 21, 22 ו-23 מוכחש מן הטעמים המפורטים לעיל. ואשר לסעיף 20, הדיור הציבורי אכן נועד למי שידה אינה משגת, ותכלית זו מכוונת אל הנתבעת.</w:t>
       </w:r>
     </w:p>
     <w:p>
@@ -1711,15 +1651,28 @@
       <w:r>
         <w:rPr>
           <w:rFonts w:ascii="David" w:cs="David" w:eastAsia="David" w:hAnsi="David"/>
-          <w:b w:val="false"/>
-          <w:bCs w:val="false"/>
-          <w:i w:val="false"/>
-          <w:iCs w:val="false"/>
-          <w:sz w:val="24"/>
-          <w:szCs w:val="24"/>
-          <w:rtl/>
-        </w:rPr>
-        <w:t xml:space="preserve">לאור כל האמור מתבקש בית המשפט הנכבד לדחות את התביעה; לחלופין, למוחקה מחמת פיצול סעדים או להורות על איחוד הדיון עם ת"א 12718-06-26; לחלופין, לקבוע כי לא קמה עילה לדמי שימוש ראויים כל עוד לא נמסרה הודעה לפי סעיף 3(א) ולא חלפו תשעה חודשים ממסירתה; ולחלופי חלופין, להעמיד את החיוב על דמי השכירות המסובסדים בניכוי התשלומים ששולמו. כן מתבקש לחייב את התובעת בהוצאות.</w:t>
+          <w:b/>
+          <w:bCs/>
+          <w:i w:val="false"/>
+          <w:iCs w:val="false"/>
+          <w:sz w:val="24"/>
+          <w:szCs w:val="24"/>
+          <w:rtl/>
+        </w:rPr>
+        <w:t xml:space="preserve">סעד.</w:t>
+      </w:r>
+      <w:r>
+        <w:rPr>
+          <w:rFonts w:ascii="David" w:cs="David" w:eastAsia="David" w:hAnsi="David"/>
+          <w:b w:val="false"/>
+          <w:bCs w:val="false"/>
+          <w:i w:val="false"/>
+          <w:iCs w:val="false"/>
+          <w:sz w:val="24"/>
+          <w:szCs w:val="24"/>
+          <w:rtl/>
+        </w:rPr>
+        <w:t xml:space="preserve"> לאור כל האמור מתבקש בית המשפט הנכבד לדחות את התביעה; לחלופין, למוחקה מחמת פיצול סעדים או להורות על איחוד הדיון עם ת"א 12718-06-26; לחלופין, לקבוע כי לא קמה עילה לדמי שימוש ראויים כל עוד לא נמסרה הודעה לפי סעיף 3(א) ולא חלפו תשעה חודשים ממסירתה; ולחלופי חלופין, להעמיד את החיוב על דמי השכירות המסובסדים בניכוי התשלומים ששולמו. כן מתבקש לחייב את התובעת בהוצאות.</w:t>
       </w:r>
     </w:p>
     <w:p>
